--- a/co-study_GPU신청서_소속대학성명.docx
+++ b/co-study_GPU신청서_소속대학성명.docx
@@ -34,9 +34,6 @@
         <w:spacing w:after="120"/>
         <w:ind w:right="200"/>
         <w:jc w:val="right"/>
-        <w:rPr>
-          <w:rFonts w:hint="eastAsia"/>
-        </w:rPr>
       </w:pPr>
     </w:p>
     <w:tbl>
@@ -658,7 +655,16 @@
           </w:tcPr>
           <w:p>
             <w:r>
-              <w:t>CO-STUDY 프로그램 참여를 위해 경북대학교 GPU 서버에서 개인별 GPU를 할당받아 PyTorch·CUDA 환경을 확인하고, CPU와 GPU의 행렬연산 속도를 비교하는 기초 AI 연산 실습을 수행하고자 함.</w:t>
+              <w:t>CO-STUDY 프로그램 참여를 위해 경북대학교 GPU 서버에서 개인별 GPU를 할당받아 PyTorch·CUDA 환경을 확인하고, CPU와 GPU의 행렬연산 속도를 비교하는 기초 AI 연산 실습</w:t>
+            </w:r>
+            <w:r>
+              <w:rPr>
+                <w:rFonts w:hint="eastAsia"/>
+              </w:rPr>
+              <w:t xml:space="preserve"> 등</w:t>
+            </w:r>
+            <w:r>
+              <w:t>을 수행하고자 함.</w:t>
             </w:r>
           </w:p>
         </w:tc>
@@ -785,10 +791,10 @@
     <w:p>
       <w:pPr>
         <w:spacing w:before="120" w:after="300"/>
+        <w:rPr>
+          <w:rFonts w:hint="eastAsia"/>
+        </w:rPr>
       </w:pPr>
-      <w:r>
-        <w:t>※ 제출서류: 이용신청서, 사용계획서, 개인정보활용 동의서 각 1부</w:t>
-      </w:r>
     </w:p>
     <w:p>
       <w:pPr>
